--- a/templates/pl1-1.docx
+++ b/templates/pl1-1.docx
@@ -2128,6 +2128,9 @@
                 <w:rFonts w:ascii="Arial" w:hAnsi="Arial" w:cs="Arial"/>
               </w:rPr>
             </w:pPr>
+            <w:r>
+              <w:t>{#nganh}{stt}</w:t>
+            </w:r>
           </w:p>
         </w:tc>
         <w:tc>
@@ -2143,6 +2146,9 @@
                 <w:rFonts w:ascii="Arial" w:hAnsi="Arial" w:cs="Arial"/>
               </w:rPr>
             </w:pPr>
+            <w:r>
+              <w:t>{ten}</w:t>
+            </w:r>
           </w:p>
         </w:tc>
         <w:tc>
@@ -2158,6 +2164,9 @@
                 <w:rFonts w:ascii="Arial" w:hAnsi="Arial" w:cs="Arial"/>
               </w:rPr>
             </w:pPr>
+            <w:r>
+              <w:t>{ma}</w:t>
+            </w:r>
           </w:p>
         </w:tc>
         <w:tc>
@@ -2173,6 +2182,9 @@
                 <w:rFonts w:ascii="Arial" w:hAnsi="Arial" w:cs="Arial"/>
               </w:rPr>
             </w:pPr>
+            <w:r>
+              <w:t>{chinh}{/nganh}</w:t>
+            </w:r>
           </w:p>
         </w:tc>
       </w:tr>
